--- a/Week 1_AM/Pre-Session Prep/COM7411 ONLINE - Pre-Session Card - Week 1 AM.docx
+++ b/Week 1_AM/Pre-Session Prep/COM7411 ONLINE - Pre-Session Card - Week 1 AM.docx
@@ -843,11 +843,6 @@
         <w:t>Next is Session 2: ontology and research paradigms. The preparation for it starts with the readings on its card.</w:t>
       </w:r>
     </w:p>
-    <w:p>
-      <w:r>
-        <w:t>The module images in the Week 1 folder are decorative and carry no content, so you do not need to study them.</w:t>
-      </w:r>
-    </w:p>
     <w:sectPr>
       <w:headerReference w:type="default" r:id="rId9"/>
       <w:footerReference w:type="default" r:id="rId10"/>
